--- a/entregables/Proyecto2_Informe_Ian_Cumes_23236.docx
+++ b/entregables/Proyecto2_Informe_Ian_Cumes_23236.docx
@@ -3010,7 +3010,7 @@
                 <w:color w:val="000000"/>
                 <w:sz w:val="15"/>
               </w:rPr>
-              <w:t>N/D</w:t>
+              <w:t>424 833</w:t>
             </w:r>
           </w:p>
         </w:tc>
@@ -3037,7 +3037,7 @@
                 <w:color w:val="000000"/>
                 <w:sz w:val="15"/>
               </w:rPr>
-              <w:t>4.05</w:t>
+              <w:t>5.77</w:t>
             </w:r>
           </w:p>
         </w:tc>
@@ -3064,7 +3064,7 @@
                 <w:color w:val="000000"/>
                 <w:sz w:val="15"/>
               </w:rPr>
-              <w:t>N/D</w:t>
+              <w:t>219 ± 31 (máx. 240)</w:t>
             </w:r>
           </w:p>
         </w:tc>
@@ -3144,7 +3144,7 @@
                 <w:color w:val="000000"/>
                 <w:sz w:val="15"/>
               </w:rPr>
-              <w:t>N/D</w:t>
+              <w:t>470 024</w:t>
             </w:r>
           </w:p>
         </w:tc>
@@ -3170,7 +3170,7 @@
                 <w:color w:val="000000"/>
                 <w:sz w:val="15"/>
               </w:rPr>
-              <w:t>N/D</w:t>
+              <w:t>14.98</w:t>
             </w:r>
           </w:p>
         </w:tc>
@@ -3196,7 +3196,7 @@
                 <w:color w:val="000000"/>
                 <w:sz w:val="15"/>
               </w:rPr>
-              <w:t>N/D</w:t>
+              <w:t>386 ± 167 (máx. 710)</w:t>
             </w:r>
           </w:p>
         </w:tc>
@@ -3279,7 +3279,7 @@
                 <w:color w:val="000000"/>
                 <w:sz w:val="15"/>
               </w:rPr>
-              <w:t>N/D</w:t>
+              <w:t>2 352 232</w:t>
             </w:r>
           </w:p>
         </w:tc>
@@ -3306,7 +3306,7 @@
                 <w:color w:val="000000"/>
                 <w:sz w:val="15"/>
               </w:rPr>
-              <w:t>4.66</w:t>
+              <w:t>12.07</w:t>
             </w:r>
           </w:p>
         </w:tc>
@@ -3333,7 +3333,7 @@
                 <w:color w:val="000000"/>
                 <w:sz w:val="15"/>
               </w:rPr>
-              <w:t>237 ± 34 (máx. 290)</w:t>
+              <w:t>583 ± 118 (máx. 810)</w:t>
             </w:r>
           </w:p>
         </w:tc>
@@ -3361,86 +3361,276 @@
       </w:r>
     </w:p>
     <w:p>
+      <w:pPr>
+        <w:spacing w:before="120" w:after="20"/>
+        <w:jc w:val="center"/>
+      </w:pPr>
+      <w:r>
+        <w:drawing>
+          <wp:inline xmlns:a="http://schemas.openxmlformats.org/drawingml/2006/main" xmlns:pic="http://schemas.openxmlformats.org/drawingml/2006/picture">
+            <wp:extent cx="4572000" cy="2939143"/>
+            <wp:docPr id="4" name="Picture 4"/>
+            <wp:cNvGraphicFramePr>
+              <a:graphicFrameLocks noChangeAspect="1"/>
+            </wp:cNvGraphicFramePr>
+            <a:graphic>
+              <a:graphicData uri="http://schemas.openxmlformats.org/drawingml/2006/picture">
+                <pic:pic>
+                  <pic:nvPicPr>
+                    <pic:cNvPr id="0" name="iter1_dqn_entrenamiento.png"/>
+                    <pic:cNvPicPr/>
+                  </pic:nvPicPr>
+                  <pic:blipFill>
+                    <a:blip r:embed="rId14"/>
+                    <a:stretch>
+                      <a:fillRect/>
+                    </a:stretch>
+                  </pic:blipFill>
+                  <pic:spPr>
+                    <a:xfrm>
+                      <a:off x="0" y="0"/>
+                      <a:ext cx="4572000" cy="2939143"/>
+                    </a:xfrm>
+                    <a:prstGeom prst="rect"/>
+                  </pic:spPr>
+                </pic:pic>
+              </a:graphicData>
+            </a:graphic>
+          </wp:inline>
+        </w:drawing>
+      </w:r>
+    </w:p>
+    <w:p>
+      <w:pPr>
+        <w:spacing w:after="160"/>
+        <w:jc w:val="center"/>
+      </w:pPr>
       <w:r>
         <w:rPr>
           <w:rFonts w:ascii="Aptos" w:hAnsi="Aptos"/>
-          <w:b/>
+          <w:i/>
           <w:color w:val="000000"/>
-        </w:rPr>
-        <w:t xml:space="preserve">[Figura no disponible] </w:t>
-      </w:r>
-      <w:r>
-        <w:rPr>
-          <w:rFonts w:ascii="Aptos" w:hAnsi="Aptos"/>
-          <w:color w:val="000000"/>
+          <w:sz w:val="16"/>
         </w:rPr>
         <w:t>Figura — Iteración 1 — DQN: recompensa cruda por episodio (gris) y media móvil de 100 episodios.</w:t>
       </w:r>
     </w:p>
     <w:p>
+      <w:pPr>
+        <w:spacing w:before="120" w:after="20"/>
+        <w:jc w:val="center"/>
+      </w:pPr>
+      <w:r>
+        <w:drawing>
+          <wp:inline xmlns:a="http://schemas.openxmlformats.org/drawingml/2006/main" xmlns:pic="http://schemas.openxmlformats.org/drawingml/2006/picture">
+            <wp:extent cx="4572000" cy="2939143"/>
+            <wp:docPr id="5" name="Picture 5"/>
+            <wp:cNvGraphicFramePr>
+              <a:graphicFrameLocks noChangeAspect="1"/>
+            </wp:cNvGraphicFramePr>
+            <a:graphic>
+              <a:graphicData uri="http://schemas.openxmlformats.org/drawingml/2006/picture">
+                <pic:pic>
+                  <pic:nvPicPr>
+                    <pic:cNvPr id="0" name="iter2_ppo_v5_directo_entrenamiento.png"/>
+                    <pic:cNvPicPr/>
+                  </pic:nvPicPr>
+                  <pic:blipFill>
+                    <a:blip r:embed="rId15"/>
+                    <a:stretch>
+                      <a:fillRect/>
+                    </a:stretch>
+                  </pic:blipFill>
+                  <pic:spPr>
+                    <a:xfrm>
+                      <a:off x="0" y="0"/>
+                      <a:ext cx="4572000" cy="2939143"/>
+                    </a:xfrm>
+                    <a:prstGeom prst="rect"/>
+                  </pic:spPr>
+                </pic:pic>
+              </a:graphicData>
+            </a:graphic>
+          </wp:inline>
+        </w:drawing>
+      </w:r>
+    </w:p>
+    <w:p>
+      <w:pPr>
+        <w:spacing w:after="160"/>
+        <w:jc w:val="center"/>
+      </w:pPr>
       <w:r>
         <w:rPr>
           <w:rFonts w:ascii="Aptos" w:hAnsi="Aptos"/>
-          <w:b/>
+          <w:i/>
           <w:color w:val="000000"/>
-        </w:rPr>
-        <w:t xml:space="preserve">[Figura no disponible] </w:t>
-      </w:r>
-      <w:r>
-        <w:rPr>
-          <w:rFonts w:ascii="Aptos" w:hAnsi="Aptos"/>
-          <w:color w:val="000000"/>
+          <w:sz w:val="16"/>
         </w:rPr>
         <w:t>Figura — Iteración 2 — PPO (v5 directo, sin max-pool ni vida): recompensa cruda por episodio (gris) y media móvil de 100 episodios.</w:t>
       </w:r>
     </w:p>
     <w:p>
+      <w:pPr>
+        <w:spacing w:before="120" w:after="20"/>
+        <w:jc w:val="center"/>
+      </w:pPr>
+      <w:r>
+        <w:drawing>
+          <wp:inline xmlns:a="http://schemas.openxmlformats.org/drawingml/2006/main" xmlns:pic="http://schemas.openxmlformats.org/drawingml/2006/picture">
+            <wp:extent cx="4572000" cy="2939143"/>
+            <wp:docPr id="6" name="Picture 6"/>
+            <wp:cNvGraphicFramePr>
+              <a:graphicFrameLocks noChangeAspect="1"/>
+            </wp:cNvGraphicFramePr>
+            <a:graphic>
+              <a:graphicData uri="http://schemas.openxmlformats.org/drawingml/2006/picture">
+                <pic:pic>
+                  <pic:nvPicPr>
+                    <pic:cNvPr id="0" name="iter3_ppo_final_entrenamiento.png"/>
+                    <pic:cNvPicPr/>
+                  </pic:nvPicPr>
+                  <pic:blipFill>
+                    <a:blip r:embed="rId16"/>
+                    <a:stretch>
+                      <a:fillRect/>
+                    </a:stretch>
+                  </pic:blipFill>
+                  <pic:spPr>
+                    <a:xfrm>
+                      <a:off x="0" y="0"/>
+                      <a:ext cx="4572000" cy="2939143"/>
+                    </a:xfrm>
+                    <a:prstGeom prst="rect"/>
+                  </pic:spPr>
+                </pic:pic>
+              </a:graphicData>
+            </a:graphic>
+          </wp:inline>
+        </w:drawing>
+      </w:r>
+    </w:p>
+    <w:p>
+      <w:pPr>
+        <w:spacing w:after="160"/>
+        <w:jc w:val="center"/>
+      </w:pPr>
       <w:r>
         <w:rPr>
           <w:rFonts w:ascii="Aptos" w:hAnsi="Aptos"/>
-          <w:b/>
+          <w:i/>
           <w:color w:val="000000"/>
-        </w:rPr>
-        <w:t xml:space="preserve">[Figura no disponible] </w:t>
-      </w:r>
-      <w:r>
-        <w:rPr>
-          <w:rFonts w:ascii="Aptos" w:hAnsi="Aptos"/>
-          <w:color w:val="000000"/>
+          <w:sz w:val="16"/>
         </w:rPr>
         <w:t>Figura — Iteración 3 — PPO (preprocesamiento final): recompensa cruda por episodio (gris) y media móvil de 100 episodios.</w:t>
       </w:r>
     </w:p>
     <w:p>
+      <w:pPr>
+        <w:spacing w:before="120" w:after="20"/>
+        <w:jc w:val="center"/>
+      </w:pPr>
+      <w:r>
+        <w:drawing>
+          <wp:inline xmlns:a="http://schemas.openxmlformats.org/drawingml/2006/main" xmlns:pic="http://schemas.openxmlformats.org/drawingml/2006/picture">
+            <wp:extent cx="4846320" cy="3230880"/>
+            <wp:docPr id="7" name="Picture 7"/>
+            <wp:cNvGraphicFramePr>
+              <a:graphicFrameLocks noChangeAspect="1"/>
+            </wp:cNvGraphicFramePr>
+            <a:graphic>
+              <a:graphicData uri="http://schemas.openxmlformats.org/drawingml/2006/picture">
+                <pic:pic>
+                  <pic:nvPicPr>
+                    <pic:cNvPr id="0" name="comparacion_reward_vs_pasos.png"/>
+                    <pic:cNvPicPr/>
+                  </pic:nvPicPr>
+                  <pic:blipFill>
+                    <a:blip r:embed="rId17"/>
+                    <a:stretch>
+                      <a:fillRect/>
+                    </a:stretch>
+                  </pic:blipFill>
+                  <pic:spPr>
+                    <a:xfrm>
+                      <a:off x="0" y="0"/>
+                      <a:ext cx="4846320" cy="3230880"/>
+                    </a:xfrm>
+                    <a:prstGeom prst="rect"/>
+                  </pic:spPr>
+                </pic:pic>
+              </a:graphicData>
+            </a:graphic>
+          </wp:inline>
+        </w:drawing>
+      </w:r>
+    </w:p>
+    <w:p>
+      <w:pPr>
+        <w:spacing w:after="160"/>
+        <w:jc w:val="center"/>
+      </w:pPr>
       <w:r>
         <w:rPr>
           <w:rFonts w:ascii="Aptos" w:hAnsi="Aptos"/>
-          <w:b/>
+          <w:i/>
           <w:color w:val="000000"/>
-        </w:rPr>
-        <w:t xml:space="preserve">[Figura no disponible] </w:t>
-      </w:r>
-      <w:r>
-        <w:rPr>
-          <w:rFonts w:ascii="Aptos" w:hAnsi="Aptos"/>
-          <w:color w:val="000000"/>
+          <w:sz w:val="16"/>
         </w:rPr>
         <w:t>Figura — Comparación entre iteraciones: recompensa media de entrenamiento vs. pasos.</w:t>
       </w:r>
     </w:p>
     <w:p>
+      <w:pPr>
+        <w:spacing w:before="120" w:after="20"/>
+        <w:jc w:val="center"/>
+      </w:pPr>
+      <w:r>
+        <w:drawing>
+          <wp:inline xmlns:a="http://schemas.openxmlformats.org/drawingml/2006/main" xmlns:pic="http://schemas.openxmlformats.org/drawingml/2006/picture">
+            <wp:extent cx="4846320" cy="3230880"/>
+            <wp:docPr id="8" name="Picture 8"/>
+            <wp:cNvGraphicFramePr>
+              <a:graphicFrameLocks noChangeAspect="1"/>
+            </wp:cNvGraphicFramePr>
+            <a:graphic>
+              <a:graphicData uri="http://schemas.openxmlformats.org/drawingml/2006/picture">
+                <pic:pic>
+                  <pic:nvPicPr>
+                    <pic:cNvPr id="0" name="comparacion_evaluacion_vs_pasos.png"/>
+                    <pic:cNvPicPr/>
+                  </pic:nvPicPr>
+                  <pic:blipFill>
+                    <a:blip r:embed="rId18"/>
+                    <a:stretch>
+                      <a:fillRect/>
+                    </a:stretch>
+                  </pic:blipFill>
+                  <pic:spPr>
+                    <a:xfrm>
+                      <a:off x="0" y="0"/>
+                      <a:ext cx="4846320" cy="3230880"/>
+                    </a:xfrm>
+                    <a:prstGeom prst="rect"/>
+                  </pic:spPr>
+                </pic:pic>
+              </a:graphicData>
+            </a:graphic>
+          </wp:inline>
+        </w:drawing>
+      </w:r>
+    </w:p>
+    <w:p>
+      <w:pPr>
+        <w:spacing w:after="160"/>
+        <w:jc w:val="center"/>
+      </w:pPr>
       <w:r>
         <w:rPr>
           <w:rFonts w:ascii="Aptos" w:hAnsi="Aptos"/>
-          <w:b/>
+          <w:i/>
           <w:color w:val="000000"/>
-        </w:rPr>
-        <w:t xml:space="preserve">[Figura no disponible] </w:t>
-      </w:r>
-      <w:r>
-        <w:rPr>
-          <w:rFonts w:ascii="Aptos" w:hAnsi="Aptos"/>
-          <w:color w:val="000000"/>
+          <w:sz w:val="16"/>
         </w:rPr>
         <w:t>Figura — Comparación entre iteraciones: recompensa de evaluación greedy vs. pasos.</w:t>
       </w:r>
@@ -3484,69 +3674,221 @@
       </w:r>
     </w:p>
     <w:p>
+      <w:pPr>
+        <w:spacing w:before="120" w:after="20"/>
+        <w:jc w:val="center"/>
+      </w:pPr>
+      <w:r>
+        <w:drawing>
+          <wp:inline xmlns:a="http://schemas.openxmlformats.org/drawingml/2006/main" xmlns:pic="http://schemas.openxmlformats.org/drawingml/2006/picture">
+            <wp:extent cx="4389120" cy="2508069"/>
+            <wp:docPr id="9" name="Picture 9"/>
+            <wp:cNvGraphicFramePr>
+              <a:graphicFrameLocks noChangeAspect="1"/>
+            </wp:cNvGraphicFramePr>
+            <a:graphic>
+              <a:graphicData uri="http://schemas.openxmlformats.org/drawingml/2006/picture">
+                <pic:pic>
+                  <pic:nvPicPr>
+                    <pic:cNvPr id="0" name="iter3_ppo_final_divergencia.png"/>
+                    <pic:cNvPicPr/>
+                  </pic:nvPicPr>
+                  <pic:blipFill>
+                    <a:blip r:embed="rId19"/>
+                    <a:stretch>
+                      <a:fillRect/>
+                    </a:stretch>
+                  </pic:blipFill>
+                  <pic:spPr>
+                    <a:xfrm>
+                      <a:off x="0" y="0"/>
+                      <a:ext cx="4389120" cy="2508069"/>
+                    </a:xfrm>
+                    <a:prstGeom prst="rect"/>
+                  </pic:spPr>
+                </pic:pic>
+              </a:graphicData>
+            </a:graphic>
+          </wp:inline>
+        </w:drawing>
+      </w:r>
+    </w:p>
+    <w:p>
+      <w:pPr>
+        <w:spacing w:after="160"/>
+        <w:jc w:val="center"/>
+      </w:pPr>
       <w:r>
         <w:rPr>
           <w:rFonts w:ascii="Aptos" w:hAnsi="Aptos"/>
-          <w:b/>
+          <w:i/>
           <w:color w:val="000000"/>
-        </w:rPr>
-        <w:t xml:space="preserve">[Figura no disponible] </w:t>
-      </w:r>
-      <w:r>
-        <w:rPr>
-          <w:rFonts w:ascii="Aptos" w:hAnsi="Aptos"/>
-          <w:color w:val="000000"/>
+          <w:sz w:val="16"/>
         </w:rPr>
         <w:t>Figura — Monitor de divergencia, iteración 3 (PPO final): V(s) medio sobre 500 estados fijos.</w:t>
       </w:r>
     </w:p>
     <w:p>
+      <w:pPr>
+        <w:spacing w:before="120" w:after="20"/>
+        <w:jc w:val="center"/>
+      </w:pPr>
+      <w:r>
+        <w:drawing>
+          <wp:inline xmlns:a="http://schemas.openxmlformats.org/drawingml/2006/main" xmlns:pic="http://schemas.openxmlformats.org/drawingml/2006/picture">
+            <wp:extent cx="4389120" cy="2508069"/>
+            <wp:docPr id="10" name="Picture 10"/>
+            <wp:cNvGraphicFramePr>
+              <a:graphicFrameLocks noChangeAspect="1"/>
+            </wp:cNvGraphicFramePr>
+            <a:graphic>
+              <a:graphicData uri="http://schemas.openxmlformats.org/drawingml/2006/picture">
+                <pic:pic>
+                  <pic:nvPicPr>
+                    <pic:cNvPr id="0" name="iter1_dqn_divergencia.png"/>
+                    <pic:cNvPicPr/>
+                  </pic:nvPicPr>
+                  <pic:blipFill>
+                    <a:blip r:embed="rId20"/>
+                    <a:stretch>
+                      <a:fillRect/>
+                    </a:stretch>
+                  </pic:blipFill>
+                  <pic:spPr>
+                    <a:xfrm>
+                      <a:off x="0" y="0"/>
+                      <a:ext cx="4389120" cy="2508069"/>
+                    </a:xfrm>
+                    <a:prstGeom prst="rect"/>
+                  </pic:spPr>
+                </pic:pic>
+              </a:graphicData>
+            </a:graphic>
+          </wp:inline>
+        </w:drawing>
+      </w:r>
+    </w:p>
+    <w:p>
+      <w:pPr>
+        <w:spacing w:after="160"/>
+        <w:jc w:val="center"/>
+      </w:pPr>
       <w:r>
         <w:rPr>
           <w:rFonts w:ascii="Aptos" w:hAnsi="Aptos"/>
-          <w:b/>
+          <w:i/>
           <w:color w:val="000000"/>
-        </w:rPr>
-        <w:t xml:space="preserve">[Figura no disponible] </w:t>
-      </w:r>
-      <w:r>
-        <w:rPr>
-          <w:rFonts w:ascii="Aptos" w:hAnsi="Aptos"/>
-          <w:color w:val="000000"/>
+          <w:sz w:val="16"/>
         </w:rPr>
         <w:t>Figura — Monitor de divergencia, iteración 1 (DQN): máx. Q(s,a) medio sobre los mismos 500 estados.</w:t>
       </w:r>
     </w:p>
     <w:p>
+      <w:pPr>
+        <w:spacing w:before="120" w:after="20"/>
+        <w:jc w:val="center"/>
+      </w:pPr>
+      <w:r>
+        <w:drawing>
+          <wp:inline xmlns:a="http://schemas.openxmlformats.org/drawingml/2006/main" xmlns:pic="http://schemas.openxmlformats.org/drawingml/2006/picture">
+            <wp:extent cx="5486400" cy="1240971"/>
+            <wp:docPr id="11" name="Picture 11"/>
+            <wp:cNvGraphicFramePr>
+              <a:graphicFrameLocks noChangeAspect="1"/>
+            </wp:cNvGraphicFramePr>
+            <a:graphic>
+              <a:graphicData uri="http://schemas.openxmlformats.org/drawingml/2006/picture">
+                <pic:pic>
+                  <pic:nvPicPr>
+                    <pic:cNvPr id="0" name="iter3_ppo_final_diagnostico.png"/>
+                    <pic:cNvPicPr/>
+                  </pic:nvPicPr>
+                  <pic:blipFill>
+                    <a:blip r:embed="rId21"/>
+                    <a:stretch>
+                      <a:fillRect/>
+                    </a:stretch>
+                  </pic:blipFill>
+                  <pic:spPr>
+                    <a:xfrm>
+                      <a:off x="0" y="0"/>
+                      <a:ext cx="5486400" cy="1240971"/>
+                    </a:xfrm>
+                    <a:prstGeom prst="rect"/>
+                  </pic:spPr>
+                </pic:pic>
+              </a:graphicData>
+            </a:graphic>
+          </wp:inline>
+        </w:drawing>
+      </w:r>
+    </w:p>
+    <w:p>
+      <w:pPr>
+        <w:spacing w:after="160"/>
+        <w:jc w:val="center"/>
+      </w:pPr>
       <w:r>
         <w:rPr>
           <w:rFonts w:ascii="Aptos" w:hAnsi="Aptos"/>
-          <w:b/>
+          <w:i/>
           <w:color w:val="000000"/>
-        </w:rPr>
-        <w:t xml:space="preserve">[Figura no disponible] </w:t>
-      </w:r>
-      <w:r>
-        <w:rPr>
-          <w:rFonts w:ascii="Aptos" w:hAnsi="Aptos"/>
-          <w:color w:val="000000"/>
+          <w:sz w:val="16"/>
         </w:rPr>
         <w:t>Figura — Diagnóstico PPO (iteración 3): pérdida de valor, entropía, KL aproximado y fracción recortada.</w:t>
       </w:r>
     </w:p>
     <w:p>
+      <w:pPr>
+        <w:spacing w:before="120" w:after="20"/>
+        <w:jc w:val="center"/>
+      </w:pPr>
+      <w:r>
+        <w:drawing>
+          <wp:inline xmlns:a="http://schemas.openxmlformats.org/drawingml/2006/main" xmlns:pic="http://schemas.openxmlformats.org/drawingml/2006/picture">
+            <wp:extent cx="4572000" cy="2068286"/>
+            <wp:docPr id="12" name="Picture 12"/>
+            <wp:cNvGraphicFramePr>
+              <a:graphicFrameLocks noChangeAspect="1"/>
+            </wp:cNvGraphicFramePr>
+            <a:graphic>
+              <a:graphicData uri="http://schemas.openxmlformats.org/drawingml/2006/picture">
+                <pic:pic>
+                  <pic:nvPicPr>
+                    <pic:cNvPr id="0" name="iter1_dqn_diagnostico.png"/>
+                    <pic:cNvPicPr/>
+                  </pic:nvPicPr>
+                  <pic:blipFill>
+                    <a:blip r:embed="rId22"/>
+                    <a:stretch>
+                      <a:fillRect/>
+                    </a:stretch>
+                  </pic:blipFill>
+                  <pic:spPr>
+                    <a:xfrm>
+                      <a:off x="0" y="0"/>
+                      <a:ext cx="4572000" cy="2068286"/>
+                    </a:xfrm>
+                    <a:prstGeom prst="rect"/>
+                  </pic:spPr>
+                </pic:pic>
+              </a:graphicData>
+            </a:graphic>
+          </wp:inline>
+        </w:drawing>
+      </w:r>
+    </w:p>
+    <w:p>
+      <w:pPr>
+        <w:spacing w:after="160"/>
+        <w:jc w:val="center"/>
+      </w:pPr>
       <w:r>
         <w:rPr>
           <w:rFonts w:ascii="Aptos" w:hAnsi="Aptos"/>
-          <w:b/>
+          <w:i/>
           <w:color w:val="000000"/>
-        </w:rPr>
-        <w:t xml:space="preserve">[Figura no disponible] </w:t>
-      </w:r>
-      <w:r>
-        <w:rPr>
-          <w:rFonts w:ascii="Aptos" w:hAnsi="Aptos"/>
-          <w:color w:val="000000"/>
+          <w:sz w:val="16"/>
         </w:rPr>
         <w:t>Figura — Diagnóstico DQN (iteración 1): pérdida Huber y epsilon de exploración.</w:t>
       </w:r>
@@ -3576,49 +3918,92 @@
       </w:r>
     </w:p>
     <w:p>
-      <w:pPr>
-        <w:pStyle w:val="ListBullet"/>
-      </w:pPr>
       <w:r>
         <w:rPr>
           <w:rFonts w:ascii="Aptos" w:hAnsi="Aptos"/>
+          <w:b w:val="0"/>
           <w:color w:val="000000"/>
         </w:rPr>
-        <w:t>La iteración 3 (PPO, preprocesamiento final) superó a la línea base aleatoria (iteración 0) por 124 puntos en promedio de evaluación greedy (efecto de entrenar en absoluto).</w:t>
+        <w:t xml:space="preserve">La iteración 3 (PPO, preprocesamiento final, evaluación oficial) superó a la línea base aleatoria (iteración 0) por 470 puntos en promedio de evaluación greedy (efecto de entrenar en absoluto). </w:t>
       </w:r>
-    </w:p>
-    <w:p>
-      <w:pPr>
-        <w:pStyle w:val="ListBullet"/>
-      </w:pPr>
       <w:r>
         <w:rPr>
           <w:rFonts w:ascii="Aptos" w:hAnsi="Aptos"/>
+          <w:b w:val="0"/>
           <w:color w:val="000000"/>
         </w:rPr>
-        <w:t>No fue posible comparar La iteración 3 (max-pool + señal de vida) y la iteración 2 (v5 directo, sin max-pool ni vida) (efecto del preprocesamiento, mismo algoritmo PPO: datos insuficientes al momento de generar este informe).</w:t>
-      </w:r>
-    </w:p>
-    <w:p>
-      <w:pPr>
-        <w:pStyle w:val="ListBullet"/>
-      </w:pPr>
-      <w:r>
-        <w:rPr>
-          <w:rFonts w:ascii="Aptos" w:hAnsi="Aptos"/>
-          <w:color w:val="000000"/>
-        </w:rPr>
-        <w:t>No fue posible comparar La iteración 3 (PPO) y la iteración 1 (DQN) (efecto del algoritmo, mismo preprocesamiento: datos insuficientes al momento de generar este informe).</w:t>
+        <w:t>Esta es la comparación más limpia de las tres: ambas se miden con el mismo protocolo (5 episodios completos, política fija, recompensa cruda) y la diferencia solo puede atribuirse a haber entrenado.</w:t>
       </w:r>
     </w:p>
     <w:p>
       <w:r>
         <w:rPr>
           <w:rFonts w:ascii="Aptos" w:hAnsi="Aptos"/>
+          <w:b/>
+          <w:color w:val="000000"/>
+        </w:rPr>
+        <w:t xml:space="preserve">Efecto del preprocesamiento (iteración 2 vs. 3). </w:t>
+      </w:r>
+      <w:r>
+        <w:rPr>
+          <w:rFonts w:ascii="Aptos" w:hAnsi="Aptos"/>
           <w:b w:val="0"/>
           <w:color w:val="000000"/>
         </w:rPr>
-        <w:t xml:space="preserve">El cambio con mayor impacto esperado es el del </w:t>
+        <w:t xml:space="preserve">Esta comparación tiene un matiz importante: por el reordenamiento de los lanzamientos para no saturar la RAM (sección 8 del plan de trabajo), la iteración 2 solo llegó a entrenar </w:t>
+      </w:r>
+      <w:r>
+        <w:rPr>
+          <w:rFonts w:ascii="Consolas" w:hAnsi="Consolas"/>
+          <w:b w:val="0"/>
+          <w:color w:val="000000"/>
+          <w:sz w:val="18"/>
+        </w:rPr>
+        <w:t>470 024</w:t>
+      </w:r>
+      <w:r>
+        <w:rPr>
+          <w:rFonts w:ascii="Aptos" w:hAnsi="Aptos"/>
+          <w:b w:val="0"/>
+          <w:color w:val="000000"/>
+        </w:rPr>
+        <w:t xml:space="preserve"> pasos, mientras que la iteración 3 llegó a </w:t>
+      </w:r>
+      <w:r>
+        <w:rPr>
+          <w:rFonts w:ascii="Consolas" w:hAnsi="Consolas"/>
+          <w:b w:val="0"/>
+          <w:color w:val="000000"/>
+          <w:sz w:val="18"/>
+        </w:rPr>
+        <w:t>2 352 232</w:t>
+      </w:r>
+      <w:r>
+        <w:rPr>
+          <w:rFonts w:ascii="Aptos" w:hAnsi="Aptos"/>
+          <w:b w:val="0"/>
+          <w:color w:val="000000"/>
+        </w:rPr>
+        <w:t>. En el único punto de evaluación comparable (</w:t>
+      </w:r>
+    </w:p>
+    <w:p>
+      <w:r>
+        <w:rPr>
+          <w:rFonts w:ascii="Consolas" w:hAnsi="Consolas"/>
+          <w:b w:val="0"/>
+          <w:color w:val="000000"/>
+          <w:sz w:val="18"/>
+        </w:rPr>
+        <w:t>250 000 pasos</w:t>
+      </w:r>
+      <w:r>
+        <w:rPr>
+          <w:rFonts w:ascii="Aptos" w:hAnsi="Aptos"/>
+          <w:b w:val="0"/>
+          <w:color w:val="000000"/>
+        </w:rPr>
+        <w:t xml:space="preserve">), la iteración 2 obtuvo una evaluación greedy de </w:t>
       </w:r>
       <w:r>
         <w:rPr>
@@ -3626,7 +4011,7 @@
           <w:b/>
           <w:color w:val="000000"/>
         </w:rPr>
-        <w:t>preprocesamiento</w:t>
+        <w:t>386 ± 167 (máx. 710)</w:t>
       </w:r>
       <w:r>
         <w:rPr>
@@ -3634,7 +4019,7 @@
           <w:b w:val="0"/>
           <w:color w:val="000000"/>
         </w:rPr>
-        <w:t xml:space="preserve"> (iteración 2 vs. 3): sin max-pooling la red puede recibir una fracción de frames sin el proyectil visible (sección 2.1), y sin la señal de fin de vida el crédito por perder una vida se difumina a lo largo de todo el episodio de 3 vidas en vez de asignarse de inmediato, lo que en la práctica ralentiza el aprendizaje incluso si la puntuación final no llegara a ser drásticamente distinta en el número de pasos disponible hoy. El cambio de </w:t>
+        <w:t xml:space="preserve"> frente a </w:t>
       </w:r>
       <w:r>
         <w:rPr>
@@ -3642,7 +4027,7 @@
           <w:b/>
           <w:color w:val="000000"/>
         </w:rPr>
-        <w:t>algoritmo</w:t>
+        <w:t>237 ± 34 (máx. 290)</w:t>
       </w:r>
       <w:r>
         <w:rPr>
@@ -3650,7 +4035,33 @@
           <w:b w:val="0"/>
           <w:color w:val="000000"/>
         </w:rPr>
-        <w:t xml:space="preserve"> (DQN vs. PPO, iteración 1 vs. 3) aísla el efecto de recolectar experiencia de 8 entornos en paralelo frente a un único entorno con buffer de repetición pequeño (10 000 transiciones, reducido deliberadamente por la memoria disponible); un buffer tan chico limita cuánta experiencia pasada puede reutilizar DQN, una desventaja que PPO no tiene por ser on-policy.</w:t>
+        <w:t xml:space="preserve"> de la iteración 3, es decir, en igualdad de pasos el preprocesamiento simplificado no fue peor en este entrenamiento puntual. Sin embargo, la iteración 3 continuó entrenando y mejorando claramente más allá de ese punto (ver Figura de evaluación comparada), mientras que la iteración 2 se detuvo ahí por el presupuesto de tiempo. Con los datos de esta sesión no se puede aislar limpiamente el efecto del preprocesamiento del efecto de la cantidad de pasos: sería necesario entrenar ambas variantes exactamente el mismo número de pasos para una conclusión firme sobre el max-pooling y la señal de vida en aislamiento. La curva de entrenamiento (recompensa recortada) tampoco es comparable directamente entre ambas: la iteración 3 usa fin-de-vida-como-fin-de-episodio, por lo que sus episodios de entrenamiento son más cortos (una vida) que los de la iteración 2 (tres vidas), lo que reduce mecánicamente su recompensa media por episodio aunque la política por decisión sea igual de buena.</w:t>
+      </w:r>
+    </w:p>
+    <w:p>
+      <w:r>
+        <w:rPr>
+          <w:rFonts w:ascii="Aptos" w:hAnsi="Aptos"/>
+          <w:b/>
+          <w:color w:val="000000"/>
+        </w:rPr>
+        <w:t xml:space="preserve">Efecto del algoritmo (DQN vs. PPO, iteración 1 vs. 3). </w:t>
+      </w:r>
+      <w:r>
+        <w:rPr>
+          <w:rFonts w:ascii="Aptos" w:hAnsi="Aptos"/>
+          <w:b w:val="0"/>
+          <w:color w:val="000000"/>
+        </w:rPr>
+        <w:t>Con el mismo preprocesamiento final, DQN alcanzó una evaluación greedy de 219 ± 31 (máx. 240) tras 424 833 pasos</w:t>
+      </w:r>
+      <w:r>
+        <w:rPr>
+          <w:rFonts w:ascii="Aptos" w:hAnsi="Aptos"/>
+          <w:b w:val="0"/>
+          <w:color w:val="000000"/>
+        </w:rPr>
+        <w:t>, frente a 583 de PPO tras muchos más pasos. Tampoco aquí el número de pasos es igual entre ambas —DQN es más lento por decisión al hacer una actualización de gradiente cada 4 pasos con un solo entorno—, por lo que la comparación de algoritmo también está confundida con la cantidad de cómputo recibido; aun así, es consistente con la justificación práctica de la sección 2.2 (PPO aprovecha mejor el tiempo de reloj disponible en esta máquina al paralelizar la recolección de experiencia en 8 entornos).</w:t>
       </w:r>
     </w:p>
     <w:p>
@@ -3669,10 +4080,19 @@
       <w:r>
         <w:rPr>
           <w:rFonts w:ascii="Aptos" w:hAnsi="Aptos"/>
-          <w:b/>
+          <w:b w:val="0"/>
           <w:color w:val="000000"/>
         </w:rPr>
-        <w:t xml:space="preserve">[Completar tras inspeccionar entregables/space_invaders_ppo_final.mp4] </w:t>
+        <w:t xml:space="preserve">Se inspeccionaron fotogramas del episodio entregado (semilla 23239, 810 puntos, 966 decisiones; </w:t>
+      </w:r>
+      <w:r>
+        <w:rPr>
+          <w:rFonts w:ascii="Consolas" w:hAnsi="Consolas"/>
+          <w:b w:val="0"/>
+          <w:color w:val="000000"/>
+          <w:sz w:val="18"/>
+        </w:rPr>
+        <w:t>entregables/space_invaders_ppo_final.mp4</w:t>
       </w:r>
       <w:r>
         <w:rPr>
@@ -3680,7 +4100,23 @@
           <w:b w:val="0"/>
           <w:color w:val="000000"/>
         </w:rPr>
-        <w:t>A partir de los fotogramas del episodio grabado con la política greedy final se describen aquí las estrategias observadas (por ejemplo, si el agente se desplaza sistemáticamente hacia una columna de invasores antes de disparar, si prioriza a la nave nodriza, o si permanece estático) y las situaciones donde falla o se queda atascado (por ejemplo, cerca de los bordes de la pantalla o cuando los invasores aceleran al quedar pocos).</w:t>
+        <w:t xml:space="preserve">). El agente muestra una estrategia de </w:t>
+      </w:r>
+      <w:r>
+        <w:rPr>
+          <w:rFonts w:ascii="Aptos" w:hAnsi="Aptos"/>
+          <w:b/>
+          <w:color w:val="000000"/>
+        </w:rPr>
+        <w:t>barrido sistemático</w:t>
+      </w:r>
+      <w:r>
+        <w:rPr>
+          <w:rFonts w:ascii="Aptos" w:hAnsi="Aptos"/>
+          <w:b w:val="0"/>
+          <w:color w:val="000000"/>
+        </w:rPr>
+        <w:t>: dispara de forma continua mientras se desplaza lateralmente, reduciendo la formación completa de invasores de forma pareja en vez de concentrarse en una sola columna. Los tres refugios permanecen visibles y solo parcialmente erosionados durante la mayor parte del episodio, lo que sugiere que el agente no se posiciona detrás de ellos deliberadamente pero tampoco atrae fuego innecesario hacia esa zona. En la fase final, cuando solo queda un invasor en pantalla, el agente se desplaza activamente hasta el borde derecho para alinearse con él y dispararle —una conducta de "persecución del último objetivo" en vez de esperar pasivamente a que descienda—, visible en la progresión de los fotogramas capturados. La causa más probable del fin del episodio, dado que 810 puntos exceden el valor de una sola formación completa, es haber agotado las tres vidas a lo largo de más de una oleada, no haber despejado la pantalla por completo.</w:t>
       </w:r>
     </w:p>
     <w:p>
@@ -3745,6 +4181,30 @@
     </w:p>
     <w:p>
       <w:pPr>
+        <w:pStyle w:val="ListBullet"/>
+      </w:pPr>
+      <w:r>
+        <w:rPr>
+          <w:rFonts w:ascii="Aptos" w:hAnsi="Aptos"/>
+          <w:color w:val="000000"/>
+        </w:rPr>
+        <w:t>Las tres iteraciones no recibieron el mismo número de pasos de entrenamiento: por restricciones de memoria (sección 8 del plan de trabajo) se lanzaron de forma parcialmente secuencial en vez de simultánea, y una interrupción del equipo durante el entrenamiento (suspensión por inactividad) extendió el tiempo de reloj real más allá de lo planeado. Esto favorece en más pasos a la iteración 3 frente a la 1 y la 2, y limita cuánto puede atribuirse una diferencia de puntaje al algoritmo o al preprocesamiento en vez de al presupuesto de cómputo recibido (ver sección 2.4).</w:t>
+      </w:r>
+    </w:p>
+    <w:p>
+      <w:pPr>
+        <w:pStyle w:val="ListBullet"/>
+      </w:pPr>
+      <w:r>
+        <w:rPr>
+          <w:rFonts w:ascii="Aptos" w:hAnsi="Aptos"/>
+          <w:color w:val="000000"/>
+        </w:rPr>
+        <w:t>El protocolo oficial de evaluación usa solo 5 episodios (mandato del enunciado, igual para toda la clase): con acciones pegajosas activas, esa es una muestra pequeña y el puntaje medio/máximo reportado puede variar de forma no despreciable según la semilla; de hecho, evaluaciones internas del propio entrenamiento con otras semillas llegaron a puntajes medios superiores (hasta ~670) a los de la evaluación oficial final (583).</w:t>
+      </w:r>
+    </w:p>
+    <w:p>
+      <w:pPr>
         <w:pStyle w:val="Heading2"/>
       </w:pPr>
       <w:r>
@@ -3793,9 +4253,34 @@
       <w:r>
         <w:rPr>
           <w:rFonts w:ascii="Aptos" w:hAnsi="Aptos"/>
+          <w:b w:val="0"/>
           <w:color w:val="000000"/>
         </w:rPr>
-        <w:t>[Completar con scripts/evaluar.py --modelo modelos/ppo_space_invaders_final.zip antes de entregar.]</w:t>
+        <w:t xml:space="preserve">El modelo final (PPO, iteración 3) obtuvo una recompensa de evaluación (5 episodios, política greedy, semillas 23236-23240) de </w:t>
+      </w:r>
+      <w:r>
+        <w:rPr>
+          <w:rFonts w:ascii="Aptos" w:hAnsi="Aptos"/>
+          <w:b/>
+          <w:color w:val="000000"/>
+        </w:rPr>
+        <w:t>583 ± 118 puntos (máximo 810)</w:t>
+      </w:r>
+      <w:r>
+        <w:rPr>
+          <w:rFonts w:ascii="Aptos" w:hAnsi="Aptos"/>
+          <w:b w:val="0"/>
+          <w:color w:val="000000"/>
+        </w:rPr>
+        <w:t>, frente a 113 puntos</w:t>
+      </w:r>
+      <w:r>
+        <w:rPr>
+          <w:rFonts w:ascii="Aptos" w:hAnsi="Aptos"/>
+          <w:b w:val="0"/>
+          <w:color w:val="000000"/>
+        </w:rPr>
+        <w:t xml:space="preserve"> de la línea base aleatoria bajo el mismo protocolo. El máximo de los 5 episodios es la métrica que determina la posición en el ranking de la competencia.</w:t>
       </w:r>
     </w:p>
     <w:p>
